--- a/data/templates/Requirements_for_Rec_Letter_to_Client.docx
+++ b/data/templates/Requirements_for_Rec_Letter_to_Client.docx
@@ -97,7 +97,7 @@
           <w:sz w:val="26"/>
           <w:szCs w:val="26"/>
         </w:rPr>
-        <w:t>dparkerwilliams@gmail.com</w:t>
+        <w:t>{{client_email}}</w:t>
       </w:r>
     </w:p>
     <w:p>
@@ -116,52 +116,43 @@
           <w:sz w:val="26"/>
           <w:szCs w:val="26"/>
         </w:rPr>
-        <w:t>Derrian</w:t>
-      </w:r>
-      <w:proofErr w:type="spellEnd"/>
-      <w:r>
-        <w:rPr>
-          <w:rFonts w:ascii="Century Gothic" w:hAnsi="Century Gothic" w:cs="Times New Roman"/>
-          <w:sz w:val="26"/>
-          <w:szCs w:val="26"/>
-        </w:rPr>
-        <w:t xml:space="preserve"> Parker-Williams</w:t>
-      </w:r>
-    </w:p>
-    <w:p>
-      <w:pPr>
-        <w:spacing w:after="0" w:line="240" w:lineRule="auto"/>
-        <w:rPr>
-          <w:rFonts w:ascii="Century Gothic" w:hAnsi="Century Gothic" w:cs="Times New Roman"/>
-          <w:sz w:val="26"/>
-          <w:szCs w:val="26"/>
-        </w:rPr>
-      </w:pPr>
-      <w:r>
-        <w:rPr>
-          <w:rFonts w:ascii="Century Gothic" w:hAnsi="Century Gothic" w:cs="Times New Roman"/>
-          <w:sz w:val="26"/>
-          <w:szCs w:val="26"/>
-        </w:rPr>
-        <w:t>2200 Tampico Drive</w:t>
-      </w:r>
-    </w:p>
-    <w:p>
-      <w:pPr>
-        <w:spacing w:after="0" w:line="240" w:lineRule="auto"/>
-        <w:rPr>
-          <w:rFonts w:ascii="Century Gothic" w:hAnsi="Century Gothic" w:cs="Times New Roman"/>
-          <w:sz w:val="26"/>
-          <w:szCs w:val="26"/>
-        </w:rPr>
-      </w:pPr>
-      <w:r>
-        <w:rPr>
-          <w:rFonts w:ascii="Century Gothic" w:hAnsi="Century Gothic" w:cs="Times New Roman"/>
-          <w:sz w:val="26"/>
-          <w:szCs w:val="26"/>
-        </w:rPr>
-        <w:t>Belleville, Illinois 62221</w:t>
+        <w:t>{{client_name}}</w:t>
+      </w:r>
+    </w:p>
+    <w:p>
+      <w:pPr>
+        <w:spacing w:after="0" w:line="240" w:lineRule="auto"/>
+        <w:rPr>
+          <w:rFonts w:ascii="Century Gothic" w:hAnsi="Century Gothic" w:cs="Times New Roman"/>
+          <w:sz w:val="26"/>
+          <w:szCs w:val="26"/>
+        </w:rPr>
+      </w:pPr>
+      <w:r>
+        <w:rPr>
+          <w:rFonts w:ascii="Century Gothic" w:hAnsi="Century Gothic" w:cs="Times New Roman"/>
+          <w:sz w:val="26"/>
+          <w:szCs w:val="26"/>
+        </w:rPr>
+        <w:t>{{client_address}}</w:t>
+      </w:r>
+    </w:p>
+    <w:p>
+      <w:pPr>
+        <w:spacing w:after="0" w:line="240" w:lineRule="auto"/>
+        <w:rPr>
+          <w:rFonts w:ascii="Century Gothic" w:hAnsi="Century Gothic" w:cs="Times New Roman"/>
+          <w:sz w:val="26"/>
+          <w:szCs w:val="26"/>
+        </w:rPr>
+      </w:pPr>
+      <w:r>
+        <w:rPr>
+          <w:rFonts w:ascii="Century Gothic" w:hAnsi="Century Gothic" w:cs="Times New Roman"/>
+          <w:sz w:val="26"/>
+          <w:szCs w:val="26"/>
+        </w:rPr>
+        <w:t>{{client_city_state_zip}}</w:t>
       </w:r>
     </w:p>
     <w:p>
